--- a/manuscript/Cover_Letter_R3_WAF.docx
+++ b/manuscript/Cover_Letter_R3_WAF.docx
@@ -269,7 +269,7 @@
         <w:rPr>
           <w:rFonts w:ascii="Times New Roman" w:hAnsi="Times New Roman" w:cs="Times New Roman"/>
         </w:rPr>
-        <w:t>The manuscript has been restructured so that the negative result is the central result: reanalysis-trained DL post-processing inherits the smoothness and noise of its training reference, and its operational value is scale-dependent. We believe this revised version directly answers the reviewer's questions and is of interest to the Weather and Forecasting readership concerned with the operational value of ML post-processing.</w:t>
+        <w:t>The manuscript has been restructured so that the negative result is the central result: under the intensity-weighted composite loss, reanalysis-trained DL post-processing fails at the 3-h scale, while its operational value is scale-dependent and observationally confirmed at 24-120 h; a single-seed 24-h plain-MSE rerun retains the gain (+26.9% on ERA5), so the accumulated-scale skill does not depend on the loss. We believe this revised version directly answers the reviewer's questions and is of interest to the Weather and Forecasting readership concerned with the operational value of ML post-processing.</w:t>
       </w:r>
     </w:p>
     <w:p>
